--- a/Articoli/RATIO/2026-015 La memoria dello studio.docx
+++ b/Articoli/RATIO/2026-015 La memoria dello studio.docx
@@ -17,7 +17,7 @@
       </w:pPr>
       <w:r>
         <w:rPr>
-          <w:rFonts w:ascii="Aptos Display" w:hAnsi="Aptos Display" w:eastAsiaTheme="minorEastAsia" w:cstheme="minorBidi"/>
+          <w:rFonts w:ascii="Aptos Display" w:eastAsiaTheme="minorEastAsia" w:hAnsi="Aptos Display"/>
         </w:rPr>
         <w:t>Titolo</w:t>
       </w:r>
@@ -57,7 +57,7 @@
       </w:pPr>
       <w:r>
         <w:rPr>
-          <w:rFonts w:ascii="Aptos Display" w:hAnsi="Aptos Display" w:eastAsiaTheme="minorEastAsia" w:cstheme="minorBidi"/>
+          <w:rFonts w:ascii="Aptos Display" w:eastAsiaTheme="minorEastAsia" w:hAnsi="Aptos Display"/>
         </w:rPr>
         <w:t>Sottotitolo</w:t>
       </w:r>
@@ -79,7 +79,10 @@
         </w:rPr>
       </w:pPr>
       <w:r>
-        <w:t>Ogni studio accumula anni di prassi non scritte. Il problema è che quella conoscenza vive nelle teste delle persone — e quando se ne vanno, se ne va con loro. L’AI può diventare la memoria collettiva dello studio.</w:t>
+        <w:t>Ogni studio accumula anni di prassi non scritte. Il problema è che quella conoscenza vive nelle teste delle persone e quando se ne vanno, se ne va con loro. L’AI può diventare la memoria collettiva dello studio</w:t>
+      </w:r>
+      <w:r>
+        <w:t xml:space="preserve"> e risolvere (in parte) questo problema</w:t>
       </w:r>
     </w:p>
     <w:p>
@@ -97,7 +100,7 @@
       </w:pPr>
       <w:r>
         <w:rPr>
-          <w:rFonts w:ascii="Aptos Display" w:hAnsi="Aptos Display" w:eastAsiaTheme="minorEastAsia" w:cstheme="minorBidi"/>
+          <w:rFonts w:ascii="Aptos Display" w:eastAsiaTheme="minorEastAsia" w:hAnsi="Aptos Display"/>
         </w:rPr>
         <w:t>Approfondimento</w:t>
       </w:r>
@@ -155,7 +158,13 @@
         <w:jc w:val="both"/>
       </w:pPr>
       <w:r>
-        <w:t>Il primo livello è quello delle istruzioni personalizzate. I principali assistenti AI — ChatGPT, Claude, Gemini — consentono di configurare istruzioni persistenti che definiscono il contesto professionale, il tono preferito, le aree di specializzazione e le prassi dello studio. Non si tratta di un’operazione tecnica: è un atto di formalizzazione della propria metodologia. Scrivere “nel nostro studio utilizziamo questo schema di riclassificazione del bilancio” o “quando analizziamo un’azienda in difficoltà partiamo sempre da questi tre indicatori” significa codificare un sapere che altrimenti rimarrebbe implicito.</w:t>
+        <w:t>Il primo livello è quello delle istruzioni personalizzate. I principali assistenti AI</w:t>
+      </w:r>
+      <w:r>
+        <w:t xml:space="preserve">, </w:t>
+      </w:r>
+      <w:r>
+        <w:t>ChatGPT, Claude, Gemini consentono di configurare istruzioni persistenti che definiscono il contesto professionale, il tono preferito, le aree di specializzazione e le prassi dello studio. Non si tratta di un’operazione tecnica: è un atto di formalizzazione della propria metodologia. Scrivere “nel nostro studio utilizziamo questo schema di riclassificazione del bilancio” o “quando analizziamo un’azienda in difficoltà partiamo sempre da questi tre indicatori” significa codificare un sapere che altrimenti rimarrebbe implicito.</w:t>
       </w:r>
     </w:p>
     <w:p>
@@ -215,7 +224,7 @@
         </w:rPr>
       </w:pPr>
       <w:r>
-        <w:t>La domanda da porsi non è “l’AI può diventare la memoria del nostro studio?” ma “stiamo facendo qualcosa per non perdere la memoria del nostro studio?” L’AI è uno degli strumenti disponibili. Probabilmente il più accessibile. Resta però inutile se non lo usiamo con metodo — che è esattamente quello che il collaboratore più bravo stava cercando di insegnarci, prima di salutarci.</w:t>
+        <w:t>La domanda da porsi non è “l’AI può diventare la memoria del nostro studio?” ma “stiamo facendo qualcosa per non perdere la memoria del nostro studio?” L’AI è uno degli strumenti disponibili. Probabilmente il più accessibile. Resta però inutile se non lo usiamo con metodo che è esattamente quello che il collaboratore più bravo stava cercando di insegnarci, prima di salutarci.</w:t>
       </w:r>
     </w:p>
     <w:p>
@@ -233,1194 +242,6 @@
         </w:rPr>
       </w:pPr>
     </w:p>
-    <w:p>
-      <w:pPr>
-        <w:pBdr>
-          <w:top w:val="single" w:sz="4" w:space="1" w:color="auto"/>
-          <w:left w:val="single" w:sz="4" w:space="4" w:color="auto"/>
-          <w:bottom w:val="single" w:sz="4" w:space="1" w:color="auto"/>
-          <w:right w:val="single" w:sz="4" w:space="4" w:color="auto"/>
-        </w:pBdr>
-        <w:jc w:val="both"/>
-        <w:rPr>
-          <w:rFonts w:ascii="Aptos" w:hAnsi="Aptos"/>
-          <w:color w:val="000000"/>
-        </w:rPr>
-      </w:pPr>
-    </w:p>
-    <w:p>
-      <w:pPr>
-        <w:pBdr>
-          <w:top w:val="single" w:sz="4" w:space="1" w:color="auto"/>
-          <w:left w:val="single" w:sz="4" w:space="4" w:color="auto"/>
-          <w:bottom w:val="single" w:sz="4" w:space="1" w:color="auto"/>
-          <w:right w:val="single" w:sz="4" w:space="4" w:color="auto"/>
-        </w:pBdr>
-        <w:jc w:val="both"/>
-        <w:rPr>
-          <w:rFonts w:ascii="Aptos" w:hAnsi="Aptos"/>
-          <w:color w:val="000000"/>
-        </w:rPr>
-      </w:pPr>
-    </w:p>
-    <w:p>
-      <w:pPr>
-        <w:pBdr>
-          <w:top w:val="single" w:sz="4" w:space="1" w:color="auto"/>
-          <w:left w:val="single" w:sz="4" w:space="4" w:color="auto"/>
-          <w:bottom w:val="single" w:sz="4" w:space="1" w:color="auto"/>
-          <w:right w:val="single" w:sz="4" w:space="4" w:color="auto"/>
-        </w:pBdr>
-        <w:jc w:val="both"/>
-        <w:rPr>
-          <w:rFonts w:ascii="Aptos" w:hAnsi="Aptos"/>
-          <w:color w:val="000000"/>
-        </w:rPr>
-      </w:pPr>
-    </w:p>
-    <w:p>
-      <w:pPr>
-        <w:pBdr>
-          <w:top w:val="single" w:sz="4" w:space="1" w:color="auto"/>
-          <w:left w:val="single" w:sz="4" w:space="4" w:color="auto"/>
-          <w:bottom w:val="single" w:sz="4" w:space="1" w:color="auto"/>
-          <w:right w:val="single" w:sz="4" w:space="4" w:color="auto"/>
-        </w:pBdr>
-        <w:jc w:val="both"/>
-        <w:rPr>
-          <w:rFonts w:ascii="Aptos" w:hAnsi="Aptos"/>
-          <w:color w:val="000000"/>
-        </w:rPr>
-      </w:pPr>
-    </w:p>
-    <w:p>
-      <w:pPr>
-        <w:pBdr>
-          <w:top w:val="single" w:sz="4" w:space="1" w:color="auto"/>
-          <w:left w:val="single" w:sz="4" w:space="4" w:color="auto"/>
-          <w:bottom w:val="single" w:sz="4" w:space="1" w:color="auto"/>
-          <w:right w:val="single" w:sz="4" w:space="4" w:color="auto"/>
-        </w:pBdr>
-        <w:jc w:val="both"/>
-        <w:rPr>
-          <w:rFonts w:ascii="Aptos" w:hAnsi="Aptos"/>
-          <w:color w:val="000000"/>
-        </w:rPr>
-      </w:pPr>
-    </w:p>
-    <w:p>
-      <w:pPr>
-        <w:pBdr>
-          <w:top w:val="single" w:sz="4" w:space="1" w:color="auto"/>
-          <w:left w:val="single" w:sz="4" w:space="4" w:color="auto"/>
-          <w:bottom w:val="single" w:sz="4" w:space="1" w:color="auto"/>
-          <w:right w:val="single" w:sz="4" w:space="4" w:color="auto"/>
-        </w:pBdr>
-        <w:jc w:val="both"/>
-        <w:rPr>
-          <w:rFonts w:ascii="Aptos" w:hAnsi="Aptos"/>
-          <w:color w:val="000000"/>
-        </w:rPr>
-      </w:pPr>
-    </w:p>
-    <w:p>
-      <w:pPr>
-        <w:pBdr>
-          <w:top w:val="single" w:sz="4" w:space="1" w:color="auto"/>
-          <w:left w:val="single" w:sz="4" w:space="4" w:color="auto"/>
-          <w:bottom w:val="single" w:sz="4" w:space="1" w:color="auto"/>
-          <w:right w:val="single" w:sz="4" w:space="4" w:color="auto"/>
-        </w:pBdr>
-        <w:jc w:val="both"/>
-        <w:rPr>
-          <w:rFonts w:ascii="Aptos" w:hAnsi="Aptos"/>
-          <w:color w:val="000000"/>
-        </w:rPr>
-      </w:pPr>
-    </w:p>
-    <w:p>
-      <w:pPr>
-        <w:pBdr>
-          <w:top w:val="single" w:sz="4" w:space="1" w:color="auto"/>
-          <w:left w:val="single" w:sz="4" w:space="4" w:color="auto"/>
-          <w:bottom w:val="single" w:sz="4" w:space="1" w:color="auto"/>
-          <w:right w:val="single" w:sz="4" w:space="4" w:color="auto"/>
-        </w:pBdr>
-        <w:jc w:val="both"/>
-        <w:rPr>
-          <w:rFonts w:ascii="Aptos" w:hAnsi="Aptos"/>
-          <w:color w:val="000000"/>
-        </w:rPr>
-      </w:pPr>
-    </w:p>
-    <w:p>
-      <w:pPr>
-        <w:pBdr>
-          <w:top w:val="single" w:sz="4" w:space="1" w:color="auto"/>
-          <w:left w:val="single" w:sz="4" w:space="4" w:color="auto"/>
-          <w:bottom w:val="single" w:sz="4" w:space="1" w:color="auto"/>
-          <w:right w:val="single" w:sz="4" w:space="4" w:color="auto"/>
-        </w:pBdr>
-        <w:jc w:val="both"/>
-        <w:rPr>
-          <w:rFonts w:ascii="Aptos" w:hAnsi="Aptos"/>
-          <w:color w:val="000000"/>
-        </w:rPr>
-      </w:pPr>
-    </w:p>
-    <w:p>
-      <w:pPr>
-        <w:pBdr>
-          <w:top w:val="single" w:sz="4" w:space="1" w:color="auto"/>
-          <w:left w:val="single" w:sz="4" w:space="4" w:color="auto"/>
-          <w:bottom w:val="single" w:sz="4" w:space="1" w:color="auto"/>
-          <w:right w:val="single" w:sz="4" w:space="4" w:color="auto"/>
-        </w:pBdr>
-        <w:jc w:val="both"/>
-        <w:rPr>
-          <w:rFonts w:ascii="Aptos" w:hAnsi="Aptos"/>
-          <w:color w:val="000000"/>
-        </w:rPr>
-      </w:pPr>
-    </w:p>
-    <w:p>
-      <w:pPr>
-        <w:pBdr>
-          <w:top w:val="single" w:sz="4" w:space="1" w:color="auto"/>
-          <w:left w:val="single" w:sz="4" w:space="4" w:color="auto"/>
-          <w:bottom w:val="single" w:sz="4" w:space="1" w:color="auto"/>
-          <w:right w:val="single" w:sz="4" w:space="4" w:color="auto"/>
-        </w:pBdr>
-        <w:jc w:val="both"/>
-        <w:rPr>
-          <w:rFonts w:ascii="Aptos" w:hAnsi="Aptos"/>
-          <w:color w:val="000000"/>
-        </w:rPr>
-      </w:pPr>
-    </w:p>
-    <w:p>
-      <w:pPr>
-        <w:pBdr>
-          <w:top w:val="single" w:sz="4" w:space="1" w:color="auto"/>
-          <w:left w:val="single" w:sz="4" w:space="4" w:color="auto"/>
-          <w:bottom w:val="single" w:sz="4" w:space="1" w:color="auto"/>
-          <w:right w:val="single" w:sz="4" w:space="4" w:color="auto"/>
-        </w:pBdr>
-        <w:jc w:val="both"/>
-        <w:rPr>
-          <w:rFonts w:ascii="Aptos" w:hAnsi="Aptos"/>
-          <w:color w:val="000000"/>
-        </w:rPr>
-      </w:pPr>
-    </w:p>
-    <w:p>
-      <w:pPr>
-        <w:pBdr>
-          <w:top w:val="single" w:sz="4" w:space="1" w:color="auto"/>
-          <w:left w:val="single" w:sz="4" w:space="4" w:color="auto"/>
-          <w:bottom w:val="single" w:sz="4" w:space="1" w:color="auto"/>
-          <w:right w:val="single" w:sz="4" w:space="4" w:color="auto"/>
-        </w:pBdr>
-        <w:jc w:val="both"/>
-        <w:rPr>
-          <w:rFonts w:ascii="Aptos" w:hAnsi="Aptos"/>
-          <w:color w:val="000000"/>
-        </w:rPr>
-      </w:pPr>
-    </w:p>
-    <w:p>
-      <w:pPr>
-        <w:pBdr>
-          <w:top w:val="single" w:sz="4" w:space="1" w:color="auto"/>
-          <w:left w:val="single" w:sz="4" w:space="4" w:color="auto"/>
-          <w:bottom w:val="single" w:sz="4" w:space="1" w:color="auto"/>
-          <w:right w:val="single" w:sz="4" w:space="4" w:color="auto"/>
-        </w:pBdr>
-        <w:jc w:val="both"/>
-        <w:rPr>
-          <w:rFonts w:ascii="Aptos" w:hAnsi="Aptos"/>
-          <w:color w:val="000000"/>
-        </w:rPr>
-      </w:pPr>
-    </w:p>
-    <w:p>
-      <w:pPr>
-        <w:pBdr>
-          <w:top w:val="single" w:sz="4" w:space="1" w:color="auto"/>
-          <w:left w:val="single" w:sz="4" w:space="4" w:color="auto"/>
-          <w:bottom w:val="single" w:sz="4" w:space="1" w:color="auto"/>
-          <w:right w:val="single" w:sz="4" w:space="4" w:color="auto"/>
-        </w:pBdr>
-        <w:jc w:val="both"/>
-        <w:rPr>
-          <w:rFonts w:ascii="Aptos" w:hAnsi="Aptos"/>
-          <w:color w:val="000000"/>
-        </w:rPr>
-      </w:pPr>
-    </w:p>
-    <w:p>
-      <w:pPr>
-        <w:pBdr>
-          <w:top w:val="single" w:sz="4" w:space="1" w:color="auto"/>
-          <w:left w:val="single" w:sz="4" w:space="4" w:color="auto"/>
-          <w:bottom w:val="single" w:sz="4" w:space="1" w:color="auto"/>
-          <w:right w:val="single" w:sz="4" w:space="4" w:color="auto"/>
-        </w:pBdr>
-        <w:jc w:val="both"/>
-        <w:rPr>
-          <w:rFonts w:ascii="Aptos" w:hAnsi="Aptos"/>
-          <w:color w:val="000000"/>
-        </w:rPr>
-      </w:pPr>
-    </w:p>
-    <w:p>
-      <w:pPr>
-        <w:pBdr>
-          <w:top w:val="single" w:sz="4" w:space="1" w:color="auto"/>
-          <w:left w:val="single" w:sz="4" w:space="4" w:color="auto"/>
-          <w:bottom w:val="single" w:sz="4" w:space="1" w:color="auto"/>
-          <w:right w:val="single" w:sz="4" w:space="4" w:color="auto"/>
-        </w:pBdr>
-        <w:jc w:val="both"/>
-        <w:rPr>
-          <w:rFonts w:ascii="Aptos" w:hAnsi="Aptos"/>
-          <w:color w:val="000000"/>
-        </w:rPr>
-      </w:pPr>
-    </w:p>
-    <w:p>
-      <w:pPr>
-        <w:pBdr>
-          <w:top w:val="single" w:sz="4" w:space="1" w:color="auto"/>
-          <w:left w:val="single" w:sz="4" w:space="4" w:color="auto"/>
-          <w:bottom w:val="single" w:sz="4" w:space="1" w:color="auto"/>
-          <w:right w:val="single" w:sz="4" w:space="4" w:color="auto"/>
-        </w:pBdr>
-        <w:jc w:val="both"/>
-        <w:rPr>
-          <w:rFonts w:ascii="Aptos" w:hAnsi="Aptos"/>
-          <w:color w:val="000000"/>
-        </w:rPr>
-      </w:pPr>
-    </w:p>
-    <w:p>
-      <w:pPr>
-        <w:pBdr>
-          <w:top w:val="single" w:sz="4" w:space="1" w:color="auto"/>
-          <w:left w:val="single" w:sz="4" w:space="4" w:color="auto"/>
-          <w:bottom w:val="single" w:sz="4" w:space="1" w:color="auto"/>
-          <w:right w:val="single" w:sz="4" w:space="4" w:color="auto"/>
-        </w:pBdr>
-        <w:jc w:val="both"/>
-        <w:rPr>
-          <w:rFonts w:ascii="Aptos" w:hAnsi="Aptos"/>
-          <w:color w:val="000000"/>
-        </w:rPr>
-      </w:pPr>
-    </w:p>
-    <w:p>
-      <w:pPr>
-        <w:pBdr>
-          <w:top w:val="single" w:sz="4" w:space="1" w:color="auto"/>
-          <w:left w:val="single" w:sz="4" w:space="4" w:color="auto"/>
-          <w:bottom w:val="single" w:sz="4" w:space="1" w:color="auto"/>
-          <w:right w:val="single" w:sz="4" w:space="4" w:color="auto"/>
-        </w:pBdr>
-        <w:jc w:val="both"/>
-        <w:rPr>
-          <w:rFonts w:ascii="Aptos" w:hAnsi="Aptos"/>
-          <w:color w:val="000000"/>
-        </w:rPr>
-      </w:pPr>
-    </w:p>
-    <w:p>
-      <w:pPr>
-        <w:pBdr>
-          <w:top w:val="single" w:sz="4" w:space="1" w:color="auto"/>
-          <w:left w:val="single" w:sz="4" w:space="4" w:color="auto"/>
-          <w:bottom w:val="single" w:sz="4" w:space="1" w:color="auto"/>
-          <w:right w:val="single" w:sz="4" w:space="4" w:color="auto"/>
-        </w:pBdr>
-        <w:jc w:val="both"/>
-        <w:rPr>
-          <w:rFonts w:ascii="Aptos" w:hAnsi="Aptos"/>
-          <w:color w:val="000000"/>
-        </w:rPr>
-      </w:pPr>
-    </w:p>
-    <w:p>
-      <w:pPr>
-        <w:pBdr>
-          <w:top w:val="single" w:sz="4" w:space="1" w:color="auto"/>
-          <w:left w:val="single" w:sz="4" w:space="4" w:color="auto"/>
-          <w:bottom w:val="single" w:sz="4" w:space="1" w:color="auto"/>
-          <w:right w:val="single" w:sz="4" w:space="4" w:color="auto"/>
-        </w:pBdr>
-        <w:jc w:val="both"/>
-        <w:rPr>
-          <w:rFonts w:ascii="Aptos" w:hAnsi="Aptos"/>
-          <w:color w:val="000000"/>
-        </w:rPr>
-      </w:pPr>
-    </w:p>
-    <w:p>
-      <w:pPr>
-        <w:pBdr>
-          <w:top w:val="single" w:sz="4" w:space="1" w:color="auto"/>
-          <w:left w:val="single" w:sz="4" w:space="4" w:color="auto"/>
-          <w:bottom w:val="single" w:sz="4" w:space="1" w:color="auto"/>
-          <w:right w:val="single" w:sz="4" w:space="4" w:color="auto"/>
-        </w:pBdr>
-        <w:jc w:val="both"/>
-        <w:rPr>
-          <w:rFonts w:ascii="Aptos" w:hAnsi="Aptos"/>
-          <w:color w:val="000000"/>
-        </w:rPr>
-      </w:pPr>
-    </w:p>
-    <w:p>
-      <w:pPr>
-        <w:pBdr>
-          <w:top w:val="single" w:sz="4" w:space="1" w:color="auto"/>
-          <w:left w:val="single" w:sz="4" w:space="4" w:color="auto"/>
-          <w:bottom w:val="single" w:sz="4" w:space="1" w:color="auto"/>
-          <w:right w:val="single" w:sz="4" w:space="4" w:color="auto"/>
-        </w:pBdr>
-        <w:jc w:val="both"/>
-        <w:rPr>
-          <w:rFonts w:ascii="Aptos" w:hAnsi="Aptos"/>
-          <w:color w:val="000000"/>
-        </w:rPr>
-      </w:pPr>
-    </w:p>
-    <w:p>
-      <w:pPr>
-        <w:pBdr>
-          <w:top w:val="single" w:sz="4" w:space="1" w:color="auto"/>
-          <w:left w:val="single" w:sz="4" w:space="4" w:color="auto"/>
-          <w:bottom w:val="single" w:sz="4" w:space="1" w:color="auto"/>
-          <w:right w:val="single" w:sz="4" w:space="4" w:color="auto"/>
-        </w:pBdr>
-        <w:jc w:val="both"/>
-        <w:rPr>
-          <w:rFonts w:ascii="Aptos" w:hAnsi="Aptos"/>
-          <w:color w:val="000000"/>
-        </w:rPr>
-      </w:pPr>
-    </w:p>
-    <w:p>
-      <w:pPr>
-        <w:pBdr>
-          <w:top w:val="single" w:sz="4" w:space="1" w:color="auto"/>
-          <w:left w:val="single" w:sz="4" w:space="4" w:color="auto"/>
-          <w:bottom w:val="single" w:sz="4" w:space="1" w:color="auto"/>
-          <w:right w:val="single" w:sz="4" w:space="4" w:color="auto"/>
-        </w:pBdr>
-        <w:jc w:val="both"/>
-        <w:rPr>
-          <w:rFonts w:ascii="Aptos" w:hAnsi="Aptos"/>
-          <w:color w:val="000000"/>
-        </w:rPr>
-      </w:pPr>
-    </w:p>
-    <w:p>
-      <w:pPr>
-        <w:pBdr>
-          <w:top w:val="single" w:sz="4" w:space="1" w:color="auto"/>
-          <w:left w:val="single" w:sz="4" w:space="4" w:color="auto"/>
-          <w:bottom w:val="single" w:sz="4" w:space="1" w:color="auto"/>
-          <w:right w:val="single" w:sz="4" w:space="4" w:color="auto"/>
-        </w:pBdr>
-        <w:jc w:val="both"/>
-        <w:rPr>
-          <w:rFonts w:ascii="Aptos" w:hAnsi="Aptos"/>
-          <w:color w:val="000000"/>
-        </w:rPr>
-      </w:pPr>
-    </w:p>
-    <w:p>
-      <w:pPr>
-        <w:pBdr>
-          <w:top w:val="single" w:sz="4" w:space="1" w:color="auto"/>
-          <w:left w:val="single" w:sz="4" w:space="4" w:color="auto"/>
-          <w:bottom w:val="single" w:sz="4" w:space="1" w:color="auto"/>
-          <w:right w:val="single" w:sz="4" w:space="4" w:color="auto"/>
-        </w:pBdr>
-        <w:jc w:val="both"/>
-        <w:rPr>
-          <w:rFonts w:ascii="Aptos" w:hAnsi="Aptos"/>
-          <w:color w:val="000000"/>
-        </w:rPr>
-      </w:pPr>
-    </w:p>
-    <w:p>
-      <w:pPr>
-        <w:pBdr>
-          <w:top w:val="single" w:sz="4" w:space="1" w:color="auto"/>
-          <w:left w:val="single" w:sz="4" w:space="4" w:color="auto"/>
-          <w:bottom w:val="single" w:sz="4" w:space="1" w:color="auto"/>
-          <w:right w:val="single" w:sz="4" w:space="4" w:color="auto"/>
-        </w:pBdr>
-        <w:jc w:val="both"/>
-        <w:rPr>
-          <w:rFonts w:ascii="Aptos" w:hAnsi="Aptos"/>
-          <w:color w:val="000000"/>
-        </w:rPr>
-      </w:pPr>
-    </w:p>
-    <w:p>
-      <w:pPr>
-        <w:pBdr>
-          <w:top w:val="single" w:sz="4" w:space="1" w:color="auto"/>
-          <w:left w:val="single" w:sz="4" w:space="4" w:color="auto"/>
-          <w:bottom w:val="single" w:sz="4" w:space="1" w:color="auto"/>
-          <w:right w:val="single" w:sz="4" w:space="4" w:color="auto"/>
-        </w:pBdr>
-        <w:jc w:val="both"/>
-        <w:rPr>
-          <w:rFonts w:ascii="Aptos" w:hAnsi="Aptos"/>
-          <w:color w:val="000000"/>
-        </w:rPr>
-      </w:pPr>
-    </w:p>
-    <w:p>
-      <w:pPr>
-        <w:pBdr>
-          <w:top w:val="single" w:sz="4" w:space="1" w:color="auto"/>
-          <w:left w:val="single" w:sz="4" w:space="4" w:color="auto"/>
-          <w:bottom w:val="single" w:sz="4" w:space="1" w:color="auto"/>
-          <w:right w:val="single" w:sz="4" w:space="4" w:color="auto"/>
-        </w:pBdr>
-        <w:jc w:val="both"/>
-        <w:rPr>
-          <w:rFonts w:ascii="Aptos" w:hAnsi="Aptos"/>
-          <w:color w:val="000000"/>
-        </w:rPr>
-      </w:pPr>
-    </w:p>
-    <w:p>
-      <w:pPr>
-        <w:pBdr>
-          <w:top w:val="single" w:sz="4" w:space="1" w:color="auto"/>
-          <w:left w:val="single" w:sz="4" w:space="4" w:color="auto"/>
-          <w:bottom w:val="single" w:sz="4" w:space="1" w:color="auto"/>
-          <w:right w:val="single" w:sz="4" w:space="4" w:color="auto"/>
-        </w:pBdr>
-        <w:jc w:val="both"/>
-        <w:rPr>
-          <w:rFonts w:ascii="Aptos" w:hAnsi="Aptos"/>
-          <w:color w:val="000000"/>
-        </w:rPr>
-      </w:pPr>
-    </w:p>
-    <w:p>
-      <w:pPr>
-        <w:pBdr>
-          <w:top w:val="single" w:sz="4" w:space="1" w:color="auto"/>
-          <w:left w:val="single" w:sz="4" w:space="4" w:color="auto"/>
-          <w:bottom w:val="single" w:sz="4" w:space="1" w:color="auto"/>
-          <w:right w:val="single" w:sz="4" w:space="4" w:color="auto"/>
-        </w:pBdr>
-        <w:jc w:val="both"/>
-        <w:rPr>
-          <w:rFonts w:ascii="Aptos" w:hAnsi="Aptos"/>
-          <w:color w:val="000000"/>
-        </w:rPr>
-      </w:pPr>
-    </w:p>
-    <w:p>
-      <w:pPr>
-        <w:pBdr>
-          <w:top w:val="single" w:sz="4" w:space="1" w:color="auto"/>
-          <w:left w:val="single" w:sz="4" w:space="4" w:color="auto"/>
-          <w:bottom w:val="single" w:sz="4" w:space="1" w:color="auto"/>
-          <w:right w:val="single" w:sz="4" w:space="4" w:color="auto"/>
-        </w:pBdr>
-        <w:jc w:val="both"/>
-        <w:rPr>
-          <w:rFonts w:ascii="Aptos" w:hAnsi="Aptos"/>
-          <w:color w:val="000000"/>
-        </w:rPr>
-      </w:pPr>
-    </w:p>
-    <w:p>
-      <w:pPr>
-        <w:pBdr>
-          <w:top w:val="single" w:sz="4" w:space="1" w:color="auto"/>
-          <w:left w:val="single" w:sz="4" w:space="4" w:color="auto"/>
-          <w:bottom w:val="single" w:sz="4" w:space="1" w:color="auto"/>
-          <w:right w:val="single" w:sz="4" w:space="4" w:color="auto"/>
-        </w:pBdr>
-        <w:jc w:val="both"/>
-        <w:rPr>
-          <w:rFonts w:ascii="Aptos" w:hAnsi="Aptos"/>
-          <w:color w:val="000000"/>
-        </w:rPr>
-      </w:pPr>
-    </w:p>
-    <w:p>
-      <w:pPr>
-        <w:pBdr>
-          <w:top w:val="single" w:sz="4" w:space="1" w:color="auto"/>
-          <w:left w:val="single" w:sz="4" w:space="4" w:color="auto"/>
-          <w:bottom w:val="single" w:sz="4" w:space="1" w:color="auto"/>
-          <w:right w:val="single" w:sz="4" w:space="4" w:color="auto"/>
-        </w:pBdr>
-        <w:jc w:val="both"/>
-        <w:rPr>
-          <w:rFonts w:ascii="Aptos" w:hAnsi="Aptos"/>
-          <w:color w:val="000000"/>
-        </w:rPr>
-      </w:pPr>
-    </w:p>
-    <w:p>
-      <w:pPr>
-        <w:pBdr>
-          <w:top w:val="single" w:sz="4" w:space="1" w:color="auto"/>
-          <w:left w:val="single" w:sz="4" w:space="4" w:color="auto"/>
-          <w:bottom w:val="single" w:sz="4" w:space="1" w:color="auto"/>
-          <w:right w:val="single" w:sz="4" w:space="4" w:color="auto"/>
-        </w:pBdr>
-        <w:jc w:val="both"/>
-        <w:rPr>
-          <w:rFonts w:ascii="Aptos" w:hAnsi="Aptos"/>
-          <w:color w:val="000000"/>
-        </w:rPr>
-      </w:pPr>
-    </w:p>
-    <w:p>
-      <w:pPr>
-        <w:pBdr>
-          <w:top w:val="single" w:sz="4" w:space="1" w:color="auto"/>
-          <w:left w:val="single" w:sz="4" w:space="4" w:color="auto"/>
-          <w:bottom w:val="single" w:sz="4" w:space="1" w:color="auto"/>
-          <w:right w:val="single" w:sz="4" w:space="4" w:color="auto"/>
-        </w:pBdr>
-        <w:jc w:val="both"/>
-        <w:rPr>
-          <w:rFonts w:ascii="Aptos" w:hAnsi="Aptos"/>
-          <w:color w:val="000000"/>
-        </w:rPr>
-      </w:pPr>
-    </w:p>
-    <w:p>
-      <w:pPr>
-        <w:pBdr>
-          <w:top w:val="single" w:sz="4" w:space="1" w:color="auto"/>
-          <w:left w:val="single" w:sz="4" w:space="4" w:color="auto"/>
-          <w:bottom w:val="single" w:sz="4" w:space="1" w:color="auto"/>
-          <w:right w:val="single" w:sz="4" w:space="4" w:color="auto"/>
-        </w:pBdr>
-        <w:jc w:val="both"/>
-        <w:rPr>
-          <w:rFonts w:ascii="Aptos" w:hAnsi="Aptos"/>
-          <w:color w:val="000000"/>
-        </w:rPr>
-      </w:pPr>
-    </w:p>
-    <w:p>
-      <w:pPr>
-        <w:pBdr>
-          <w:top w:val="single" w:sz="4" w:space="1" w:color="auto"/>
-          <w:left w:val="single" w:sz="4" w:space="4" w:color="auto"/>
-          <w:bottom w:val="single" w:sz="4" w:space="1" w:color="auto"/>
-          <w:right w:val="single" w:sz="4" w:space="4" w:color="auto"/>
-        </w:pBdr>
-        <w:jc w:val="both"/>
-        <w:rPr>
-          <w:rFonts w:ascii="Aptos" w:hAnsi="Aptos"/>
-          <w:color w:val="000000"/>
-        </w:rPr>
-      </w:pPr>
-    </w:p>
-    <w:p>
-      <w:pPr>
-        <w:pBdr>
-          <w:top w:val="single" w:sz="4" w:space="1" w:color="auto"/>
-          <w:left w:val="single" w:sz="4" w:space="4" w:color="auto"/>
-          <w:bottom w:val="single" w:sz="4" w:space="1" w:color="auto"/>
-          <w:right w:val="single" w:sz="4" w:space="4" w:color="auto"/>
-        </w:pBdr>
-        <w:jc w:val="both"/>
-        <w:rPr>
-          <w:rFonts w:ascii="Aptos" w:hAnsi="Aptos"/>
-          <w:color w:val="000000"/>
-        </w:rPr>
-      </w:pPr>
-    </w:p>
-    <w:p>
-      <w:pPr>
-        <w:pBdr>
-          <w:top w:val="single" w:sz="4" w:space="1" w:color="auto"/>
-          <w:left w:val="single" w:sz="4" w:space="4" w:color="auto"/>
-          <w:bottom w:val="single" w:sz="4" w:space="1" w:color="auto"/>
-          <w:right w:val="single" w:sz="4" w:space="4" w:color="auto"/>
-        </w:pBdr>
-        <w:jc w:val="both"/>
-        <w:rPr>
-          <w:rFonts w:ascii="Aptos" w:hAnsi="Aptos"/>
-          <w:color w:val="000000"/>
-        </w:rPr>
-      </w:pPr>
-    </w:p>
-    <w:p>
-      <w:pPr>
-        <w:pBdr>
-          <w:top w:val="single" w:sz="4" w:space="1" w:color="auto"/>
-          <w:left w:val="single" w:sz="4" w:space="4" w:color="auto"/>
-          <w:bottom w:val="single" w:sz="4" w:space="1" w:color="auto"/>
-          <w:right w:val="single" w:sz="4" w:space="4" w:color="auto"/>
-        </w:pBdr>
-        <w:jc w:val="both"/>
-        <w:rPr>
-          <w:rFonts w:ascii="Aptos" w:hAnsi="Aptos"/>
-          <w:color w:val="000000"/>
-        </w:rPr>
-      </w:pPr>
-    </w:p>
-    <w:p>
-      <w:pPr>
-        <w:pBdr>
-          <w:top w:val="single" w:sz="4" w:space="1" w:color="auto"/>
-          <w:left w:val="single" w:sz="4" w:space="4" w:color="auto"/>
-          <w:bottom w:val="single" w:sz="4" w:space="1" w:color="auto"/>
-          <w:right w:val="single" w:sz="4" w:space="4" w:color="auto"/>
-        </w:pBdr>
-        <w:jc w:val="both"/>
-        <w:rPr>
-          <w:rFonts w:ascii="Aptos" w:hAnsi="Aptos"/>
-          <w:color w:val="000000"/>
-        </w:rPr>
-      </w:pPr>
-    </w:p>
-    <w:p>
-      <w:pPr>
-        <w:pBdr>
-          <w:top w:val="single" w:sz="4" w:space="1" w:color="auto"/>
-          <w:left w:val="single" w:sz="4" w:space="4" w:color="auto"/>
-          <w:bottom w:val="single" w:sz="4" w:space="1" w:color="auto"/>
-          <w:right w:val="single" w:sz="4" w:space="4" w:color="auto"/>
-        </w:pBdr>
-        <w:jc w:val="both"/>
-        <w:rPr>
-          <w:rFonts w:ascii="Aptos" w:hAnsi="Aptos"/>
-          <w:color w:val="000000"/>
-        </w:rPr>
-      </w:pPr>
-    </w:p>
-    <w:p>
-      <w:pPr>
-        <w:pBdr>
-          <w:top w:val="single" w:sz="4" w:space="1" w:color="auto"/>
-          <w:left w:val="single" w:sz="4" w:space="4" w:color="auto"/>
-          <w:bottom w:val="single" w:sz="4" w:space="1" w:color="auto"/>
-          <w:right w:val="single" w:sz="4" w:space="4" w:color="auto"/>
-        </w:pBdr>
-        <w:jc w:val="both"/>
-        <w:rPr>
-          <w:rFonts w:ascii="Aptos" w:hAnsi="Aptos"/>
-          <w:color w:val="000000"/>
-        </w:rPr>
-      </w:pPr>
-    </w:p>
-    <w:p>
-      <w:pPr>
-        <w:pBdr>
-          <w:top w:val="single" w:sz="4" w:space="1" w:color="auto"/>
-          <w:left w:val="single" w:sz="4" w:space="4" w:color="auto"/>
-          <w:bottom w:val="single" w:sz="4" w:space="1" w:color="auto"/>
-          <w:right w:val="single" w:sz="4" w:space="4" w:color="auto"/>
-        </w:pBdr>
-        <w:jc w:val="both"/>
-        <w:rPr>
-          <w:rFonts w:ascii="Aptos" w:hAnsi="Aptos"/>
-          <w:color w:val="000000"/>
-        </w:rPr>
-      </w:pPr>
-    </w:p>
-    <w:p>
-      <w:pPr>
-        <w:pBdr>
-          <w:top w:val="single" w:sz="4" w:space="1" w:color="auto"/>
-          <w:left w:val="single" w:sz="4" w:space="4" w:color="auto"/>
-          <w:bottom w:val="single" w:sz="4" w:space="1" w:color="auto"/>
-          <w:right w:val="single" w:sz="4" w:space="4" w:color="auto"/>
-        </w:pBdr>
-        <w:jc w:val="both"/>
-        <w:rPr>
-          <w:rFonts w:ascii="Aptos" w:hAnsi="Aptos"/>
-          <w:color w:val="000000"/>
-        </w:rPr>
-      </w:pPr>
-    </w:p>
-    <w:p>
-      <w:pPr>
-        <w:pBdr>
-          <w:top w:val="single" w:sz="4" w:space="1" w:color="auto"/>
-          <w:left w:val="single" w:sz="4" w:space="4" w:color="auto"/>
-          <w:bottom w:val="single" w:sz="4" w:space="1" w:color="auto"/>
-          <w:right w:val="single" w:sz="4" w:space="4" w:color="auto"/>
-        </w:pBdr>
-        <w:jc w:val="both"/>
-        <w:rPr>
-          <w:rFonts w:ascii="Aptos" w:hAnsi="Aptos"/>
-          <w:color w:val="000000"/>
-        </w:rPr>
-      </w:pPr>
-    </w:p>
-    <w:p>
-      <w:pPr>
-        <w:pBdr>
-          <w:top w:val="single" w:sz="4" w:space="1" w:color="auto"/>
-          <w:left w:val="single" w:sz="4" w:space="4" w:color="auto"/>
-          <w:bottom w:val="single" w:sz="4" w:space="1" w:color="auto"/>
-          <w:right w:val="single" w:sz="4" w:space="4" w:color="auto"/>
-        </w:pBdr>
-        <w:jc w:val="both"/>
-        <w:rPr>
-          <w:rFonts w:ascii="Aptos" w:hAnsi="Aptos"/>
-          <w:color w:val="000000"/>
-        </w:rPr>
-      </w:pPr>
-    </w:p>
-    <w:p>
-      <w:pPr>
-        <w:pBdr>
-          <w:top w:val="single" w:sz="4" w:space="1" w:color="auto"/>
-          <w:left w:val="single" w:sz="4" w:space="4" w:color="auto"/>
-          <w:bottom w:val="single" w:sz="4" w:space="1" w:color="auto"/>
-          <w:right w:val="single" w:sz="4" w:space="4" w:color="auto"/>
-        </w:pBdr>
-        <w:jc w:val="both"/>
-        <w:rPr>
-          <w:rFonts w:ascii="Aptos" w:hAnsi="Aptos"/>
-          <w:color w:val="000000"/>
-        </w:rPr>
-      </w:pPr>
-    </w:p>
-    <w:p>
-      <w:pPr>
-        <w:pBdr>
-          <w:top w:val="single" w:sz="4" w:space="1" w:color="auto"/>
-          <w:left w:val="single" w:sz="4" w:space="4" w:color="auto"/>
-          <w:bottom w:val="single" w:sz="4" w:space="1" w:color="auto"/>
-          <w:right w:val="single" w:sz="4" w:space="4" w:color="auto"/>
-        </w:pBdr>
-        <w:jc w:val="both"/>
-        <w:rPr>
-          <w:rFonts w:ascii="Aptos" w:hAnsi="Aptos"/>
-          <w:color w:val="000000"/>
-        </w:rPr>
-      </w:pPr>
-    </w:p>
-    <w:p>
-      <w:pPr>
-        <w:pBdr>
-          <w:top w:val="single" w:sz="4" w:space="1" w:color="auto"/>
-          <w:left w:val="single" w:sz="4" w:space="4" w:color="auto"/>
-          <w:bottom w:val="single" w:sz="4" w:space="1" w:color="auto"/>
-          <w:right w:val="single" w:sz="4" w:space="4" w:color="auto"/>
-        </w:pBdr>
-        <w:jc w:val="both"/>
-        <w:rPr>
-          <w:rFonts w:ascii="Aptos" w:hAnsi="Aptos"/>
-          <w:color w:val="000000"/>
-        </w:rPr>
-      </w:pPr>
-    </w:p>
-    <w:p>
-      <w:pPr>
-        <w:pBdr>
-          <w:top w:val="single" w:sz="4" w:space="1" w:color="auto"/>
-          <w:left w:val="single" w:sz="4" w:space="4" w:color="auto"/>
-          <w:bottom w:val="single" w:sz="4" w:space="1" w:color="auto"/>
-          <w:right w:val="single" w:sz="4" w:space="4" w:color="auto"/>
-        </w:pBdr>
-        <w:jc w:val="both"/>
-        <w:rPr>
-          <w:rFonts w:ascii="Aptos" w:hAnsi="Aptos"/>
-          <w:color w:val="000000"/>
-        </w:rPr>
-      </w:pPr>
-    </w:p>
-    <w:p>
-      <w:pPr>
-        <w:pBdr>
-          <w:top w:val="single" w:sz="4" w:space="1" w:color="auto"/>
-          <w:left w:val="single" w:sz="4" w:space="4" w:color="auto"/>
-          <w:bottom w:val="single" w:sz="4" w:space="1" w:color="auto"/>
-          <w:right w:val="single" w:sz="4" w:space="4" w:color="auto"/>
-        </w:pBdr>
-        <w:jc w:val="both"/>
-        <w:rPr>
-          <w:rFonts w:ascii="Aptos" w:hAnsi="Aptos"/>
-          <w:color w:val="000000"/>
-        </w:rPr>
-      </w:pPr>
-    </w:p>
-    <w:p>
-      <w:pPr>
-        <w:pBdr>
-          <w:top w:val="single" w:sz="4" w:space="1" w:color="auto"/>
-          <w:left w:val="single" w:sz="4" w:space="4" w:color="auto"/>
-          <w:bottom w:val="single" w:sz="4" w:space="1" w:color="auto"/>
-          <w:right w:val="single" w:sz="4" w:space="4" w:color="auto"/>
-        </w:pBdr>
-        <w:jc w:val="both"/>
-        <w:rPr>
-          <w:rFonts w:ascii="Aptos" w:hAnsi="Aptos"/>
-          <w:color w:val="000000"/>
-        </w:rPr>
-      </w:pPr>
-    </w:p>
-    <w:p>
-      <w:pPr>
-        <w:pBdr>
-          <w:top w:val="single" w:sz="4" w:space="1" w:color="auto"/>
-          <w:left w:val="single" w:sz="4" w:space="4" w:color="auto"/>
-          <w:bottom w:val="single" w:sz="4" w:space="1" w:color="auto"/>
-          <w:right w:val="single" w:sz="4" w:space="4" w:color="auto"/>
-        </w:pBdr>
-        <w:jc w:val="both"/>
-        <w:rPr>
-          <w:rFonts w:ascii="Aptos" w:hAnsi="Aptos"/>
-          <w:color w:val="000000"/>
-        </w:rPr>
-      </w:pPr>
-    </w:p>
-    <w:p>
-      <w:pPr>
-        <w:pBdr>
-          <w:top w:val="single" w:sz="4" w:space="1" w:color="auto"/>
-          <w:left w:val="single" w:sz="4" w:space="4" w:color="auto"/>
-          <w:bottom w:val="single" w:sz="4" w:space="1" w:color="auto"/>
-          <w:right w:val="single" w:sz="4" w:space="4" w:color="auto"/>
-        </w:pBdr>
-        <w:jc w:val="both"/>
-        <w:rPr>
-          <w:rFonts w:ascii="Aptos" w:hAnsi="Aptos"/>
-          <w:color w:val="000000"/>
-        </w:rPr>
-      </w:pPr>
-    </w:p>
-    <w:p>
-      <w:pPr>
-        <w:pBdr>
-          <w:top w:val="single" w:sz="4" w:space="1" w:color="auto"/>
-          <w:left w:val="single" w:sz="4" w:space="4" w:color="auto"/>
-          <w:bottom w:val="single" w:sz="4" w:space="1" w:color="auto"/>
-          <w:right w:val="single" w:sz="4" w:space="4" w:color="auto"/>
-        </w:pBdr>
-        <w:jc w:val="both"/>
-        <w:rPr>
-          <w:rFonts w:ascii="Aptos" w:hAnsi="Aptos"/>
-          <w:color w:val="000000"/>
-        </w:rPr>
-      </w:pPr>
-    </w:p>
-    <w:p>
-      <w:pPr>
-        <w:pBdr>
-          <w:top w:val="single" w:sz="4" w:space="1" w:color="auto"/>
-          <w:left w:val="single" w:sz="4" w:space="4" w:color="auto"/>
-          <w:bottom w:val="single" w:sz="4" w:space="1" w:color="auto"/>
-          <w:right w:val="single" w:sz="4" w:space="4" w:color="auto"/>
-        </w:pBdr>
-        <w:jc w:val="both"/>
-        <w:rPr>
-          <w:rFonts w:ascii="Aptos" w:hAnsi="Aptos"/>
-          <w:color w:val="000000"/>
-        </w:rPr>
-      </w:pPr>
-    </w:p>
-    <w:p>
-      <w:pPr>
-        <w:pBdr>
-          <w:top w:val="single" w:sz="4" w:space="1" w:color="auto"/>
-          <w:left w:val="single" w:sz="4" w:space="4" w:color="auto"/>
-          <w:bottom w:val="single" w:sz="4" w:space="1" w:color="auto"/>
-          <w:right w:val="single" w:sz="4" w:space="4" w:color="auto"/>
-        </w:pBdr>
-        <w:jc w:val="both"/>
-        <w:rPr>
-          <w:rFonts w:ascii="Aptos" w:hAnsi="Aptos"/>
-          <w:color w:val="000000"/>
-        </w:rPr>
-      </w:pPr>
-    </w:p>
-    <w:p>
-      <w:pPr>
-        <w:pBdr>
-          <w:top w:val="single" w:sz="4" w:space="1" w:color="auto"/>
-          <w:left w:val="single" w:sz="4" w:space="4" w:color="auto"/>
-          <w:bottom w:val="single" w:sz="4" w:space="1" w:color="auto"/>
-          <w:right w:val="single" w:sz="4" w:space="4" w:color="auto"/>
-        </w:pBdr>
-        <w:jc w:val="both"/>
-        <w:rPr>
-          <w:rFonts w:ascii="Aptos" w:hAnsi="Aptos"/>
-          <w:color w:val="000000"/>
-        </w:rPr>
-      </w:pPr>
-    </w:p>
-    <w:p>
-      <w:pPr>
-        <w:pBdr>
-          <w:top w:val="single" w:sz="4" w:space="1" w:color="auto"/>
-          <w:left w:val="single" w:sz="4" w:space="4" w:color="auto"/>
-          <w:bottom w:val="single" w:sz="4" w:space="1" w:color="auto"/>
-          <w:right w:val="single" w:sz="4" w:space="4" w:color="auto"/>
-        </w:pBdr>
-        <w:jc w:val="both"/>
-        <w:rPr>
-          <w:rFonts w:ascii="Aptos" w:hAnsi="Aptos"/>
-          <w:color w:val="000000"/>
-        </w:rPr>
-      </w:pPr>
-    </w:p>
-    <w:p>
-      <w:pPr>
-        <w:pBdr>
-          <w:top w:val="single" w:sz="4" w:space="1" w:color="auto"/>
-          <w:left w:val="single" w:sz="4" w:space="4" w:color="auto"/>
-          <w:bottom w:val="single" w:sz="4" w:space="1" w:color="auto"/>
-          <w:right w:val="single" w:sz="4" w:space="4" w:color="auto"/>
-        </w:pBdr>
-        <w:jc w:val="both"/>
-        <w:rPr>
-          <w:rFonts w:ascii="Aptos" w:hAnsi="Aptos"/>
-          <w:color w:val="000000"/>
-        </w:rPr>
-      </w:pPr>
-    </w:p>
-    <w:p>
-      <w:pPr>
-        <w:pBdr>
-          <w:top w:val="single" w:sz="4" w:space="1" w:color="auto"/>
-          <w:left w:val="single" w:sz="4" w:space="4" w:color="auto"/>
-          <w:bottom w:val="single" w:sz="4" w:space="1" w:color="auto"/>
-          <w:right w:val="single" w:sz="4" w:space="4" w:color="auto"/>
-        </w:pBdr>
-        <w:jc w:val="both"/>
-        <w:rPr>
-          <w:rFonts w:ascii="Aptos" w:hAnsi="Aptos"/>
-          <w:color w:val="000000"/>
-        </w:rPr>
-      </w:pPr>
-    </w:p>
-    <w:p>
-      <w:pPr>
-        <w:pBdr>
-          <w:top w:val="single" w:sz="4" w:space="1" w:color="auto"/>
-          <w:left w:val="single" w:sz="4" w:space="4" w:color="auto"/>
-          <w:bottom w:val="single" w:sz="4" w:space="1" w:color="auto"/>
-          <w:right w:val="single" w:sz="4" w:space="4" w:color="auto"/>
-        </w:pBdr>
-        <w:jc w:val="both"/>
-        <w:rPr>
-          <w:rFonts w:ascii="Aptos" w:hAnsi="Aptos"/>
-          <w:color w:val="000000"/>
-        </w:rPr>
-      </w:pPr>
-    </w:p>
-    <w:p>
-      <w:pPr>
-        <w:pBdr>
-          <w:top w:val="single" w:sz="4" w:space="1" w:color="auto"/>
-          <w:left w:val="single" w:sz="4" w:space="4" w:color="auto"/>
-          <w:bottom w:val="single" w:sz="4" w:space="1" w:color="auto"/>
-          <w:right w:val="single" w:sz="4" w:space="4" w:color="auto"/>
-        </w:pBdr>
-        <w:jc w:val="both"/>
-        <w:rPr>
-          <w:rFonts w:ascii="Aptos" w:hAnsi="Aptos"/>
-          <w:color w:val="000000"/>
-        </w:rPr>
-      </w:pPr>
-    </w:p>
-    <w:p>
-      <w:pPr>
-        <w:pBdr>
-          <w:top w:val="single" w:sz="4" w:space="1" w:color="auto"/>
-          <w:left w:val="single" w:sz="4" w:space="4" w:color="auto"/>
-          <w:bottom w:val="single" w:sz="4" w:space="1" w:color="auto"/>
-          <w:right w:val="single" w:sz="4" w:space="4" w:color="auto"/>
-        </w:pBdr>
-        <w:jc w:val="both"/>
-        <w:rPr>
-          <w:rFonts w:ascii="Aptos" w:hAnsi="Aptos"/>
-          <w:color w:val="000000"/>
-        </w:rPr>
-      </w:pPr>
-    </w:p>
-    <w:p>
-      <w:pPr>
-        <w:pBdr>
-          <w:top w:val="single" w:sz="4" w:space="1" w:color="auto"/>
-          <w:left w:val="single" w:sz="4" w:space="4" w:color="auto"/>
-          <w:bottom w:val="single" w:sz="4" w:space="1" w:color="auto"/>
-          <w:right w:val="single" w:sz="4" w:space="4" w:color="auto"/>
-        </w:pBdr>
-        <w:jc w:val="both"/>
-        <w:rPr>
-          <w:rFonts w:ascii="Aptos" w:hAnsi="Aptos"/>
-          <w:color w:val="000000"/>
-        </w:rPr>
-      </w:pPr>
-    </w:p>
-    <w:p>
-      <w:pPr>
-        <w:pBdr>
-          <w:top w:val="single" w:sz="4" w:space="1" w:color="auto"/>
-          <w:left w:val="single" w:sz="4" w:space="4" w:color="auto"/>
-          <w:bottom w:val="single" w:sz="4" w:space="1" w:color="auto"/>
-          <w:right w:val="single" w:sz="4" w:space="4" w:color="auto"/>
-        </w:pBdr>
-        <w:jc w:val="both"/>
-        <w:rPr>
-          <w:rFonts w:ascii="Aptos" w:hAnsi="Aptos"/>
-          <w:color w:val="000000"/>
-        </w:rPr>
-      </w:pPr>
-    </w:p>
-    <w:p>
-      <w:pPr>
-        <w:pBdr>
-          <w:top w:val="single" w:sz="4" w:space="1" w:color="auto"/>
-          <w:left w:val="single" w:sz="4" w:space="4" w:color="auto"/>
-          <w:bottom w:val="single" w:sz="4" w:space="1" w:color="auto"/>
-          <w:right w:val="single" w:sz="4" w:space="4" w:color="auto"/>
-        </w:pBdr>
-        <w:jc w:val="both"/>
-        <w:rPr>
-          <w:rFonts w:ascii="Aptos" w:hAnsi="Aptos"/>
-          <w:color w:val="000000"/>
-        </w:rPr>
-      </w:pPr>
-    </w:p>
-    <w:p>
-      <w:pPr>
-        <w:pBdr>
-          <w:top w:val="single" w:sz="4" w:space="1" w:color="auto"/>
-          <w:left w:val="single" w:sz="4" w:space="4" w:color="auto"/>
-          <w:bottom w:val="single" w:sz="4" w:space="1" w:color="auto"/>
-          <w:right w:val="single" w:sz="4" w:space="4" w:color="auto"/>
-        </w:pBdr>
-        <w:jc w:val="both"/>
-        <w:rPr>
-          <w:rFonts w:ascii="Aptos" w:hAnsi="Aptos"/>
-          <w:color w:val="000000"/>
-        </w:rPr>
-      </w:pPr>
-    </w:p>
-    <w:p>
-      <w:pPr>
-        <w:pBdr>
-          <w:top w:val="single" w:sz="4" w:space="1" w:color="auto"/>
-          <w:left w:val="single" w:sz="4" w:space="4" w:color="auto"/>
-          <w:bottom w:val="single" w:sz="4" w:space="1" w:color="auto"/>
-          <w:right w:val="single" w:sz="4" w:space="4" w:color="auto"/>
-        </w:pBdr>
-        <w:jc w:val="both"/>
-        <w:rPr>
-          <w:rFonts w:ascii="Aptos" w:hAnsi="Aptos"/>
-          <w:color w:val="000000"/>
-        </w:rPr>
-      </w:pPr>
-    </w:p>
-    <w:p>
-      <w:pPr>
-        <w:pBdr>
-          <w:top w:val="single" w:sz="4" w:space="1" w:color="auto"/>
-          <w:left w:val="single" w:sz="4" w:space="4" w:color="auto"/>
-          <w:bottom w:val="single" w:sz="4" w:space="1" w:color="auto"/>
-          <w:right w:val="single" w:sz="4" w:space="4" w:color="auto"/>
-        </w:pBdr>
-        <w:jc w:val="both"/>
-        <w:rPr>
-          <w:rFonts w:ascii="Aptos" w:hAnsi="Aptos"/>
-          <w:color w:val="000000"/>
-        </w:rPr>
-      </w:pPr>
-    </w:p>
-    <w:p>
-      <w:pPr>
-        <w:pBdr>
-          <w:top w:val="single" w:sz="4" w:space="1" w:color="auto"/>
-          <w:left w:val="single" w:sz="4" w:space="4" w:color="auto"/>
-          <w:bottom w:val="single" w:sz="4" w:space="1" w:color="auto"/>
-          <w:right w:val="single" w:sz="4" w:space="4" w:color="auto"/>
-        </w:pBdr>
-        <w:jc w:val="both"/>
-        <w:rPr>
-          <w:rFonts w:ascii="Aptos" w:hAnsi="Aptos"/>
-          <w:color w:val="000000"/>
-        </w:rPr>
-      </w:pPr>
-    </w:p>
-    <w:p>
-      <w:pPr>
-        <w:pBdr>
-          <w:top w:val="single" w:sz="4" w:space="1" w:color="auto"/>
-          <w:left w:val="single" w:sz="4" w:space="4" w:color="auto"/>
-          <w:bottom w:val="single" w:sz="4" w:space="1" w:color="auto"/>
-          <w:right w:val="single" w:sz="4" w:space="4" w:color="auto"/>
-        </w:pBdr>
-        <w:jc w:val="both"/>
-        <w:rPr>
-          <w:rFonts w:ascii="Aptos" w:hAnsi="Aptos"/>
-          <w:color w:val="000000"/>
-        </w:rPr>
-      </w:pPr>
-    </w:p>
-    <w:p>
-      <w:pPr>
-        <w:pBdr>
-          <w:top w:val="single" w:sz="4" w:space="1" w:color="auto"/>
-          <w:left w:val="single" w:sz="4" w:space="4" w:color="auto"/>
-          <w:bottom w:val="single" w:sz="4" w:space="1" w:color="auto"/>
-          <w:right w:val="single" w:sz="4" w:space="4" w:color="auto"/>
-        </w:pBdr>
-        <w:jc w:val="both"/>
-        <w:rPr>
-          <w:rFonts w:ascii="Aptos" w:hAnsi="Aptos"/>
-          <w:color w:val="000000"/>
-        </w:rPr>
-      </w:pPr>
-    </w:p>
-    <w:p>
-      <w:pPr>
-        <w:pBdr>
-          <w:top w:val="single" w:sz="4" w:space="1" w:color="auto"/>
-          <w:left w:val="single" w:sz="4" w:space="4" w:color="auto"/>
-          <w:bottom w:val="single" w:sz="4" w:space="1" w:color="auto"/>
-          <w:right w:val="single" w:sz="4" w:space="4" w:color="auto"/>
-        </w:pBdr>
-        <w:jc w:val="both"/>
-        <w:rPr>
-          <w:rFonts w:ascii="Aptos" w:hAnsi="Aptos"/>
-          <w:color w:val="000000"/>
-        </w:rPr>
-      </w:pPr>
-    </w:p>
-    <w:p>
-      <w:pPr>
-        <w:pBdr>
-          <w:top w:val="single" w:sz="4" w:space="1" w:color="auto"/>
-          <w:left w:val="single" w:sz="4" w:space="4" w:color="auto"/>
-          <w:bottom w:val="single" w:sz="4" w:space="1" w:color="auto"/>
-          <w:right w:val="single" w:sz="4" w:space="4" w:color="auto"/>
-        </w:pBdr>
-        <w:jc w:val="both"/>
-      </w:pPr>
-      <w:r>
-        <w:rPr>
-          <w:rFonts w:ascii="Aptos" w:hAnsi="Aptos"/>
-          <w:color w:val="000000"/>
-        </w:rPr>
-        <w:t>.</w:t>
-      </w:r>
-    </w:p>
     <w:sectPr>
       <w:pgSz w:w="11906" w:h="16838"/>
       <w:pgMar w:top="1417" w:right="1134" w:bottom="1134" w:left="1134" w:header="708" w:footer="708" w:gutter="0"/>
@@ -1429,10 +250,6 @@
     </w:sectPr>
   </w:body>
 </w:document>
-</file>
-
-<file path=word/numbering.xml><?xml version="1.0" encoding="utf-8"?>
-<w:numbering xmlns:wpc="http://schemas.microsoft.com/office/word/2010/wordprocessingCanvas" xmlns:cx="http://schemas.microsoft.com/office/drawing/2014/chartex" xmlns:cx1="http://schemas.microsoft.com/office/drawing/2015/9/8/chartex" xmlns:cx2="http://schemas.microsoft.com/office/drawing/2015/10/21/chartex" xmlns:cx3="http://schemas.microsoft.com/office/drawing/2016/5/9/chartex" xmlns:cx4="http://schemas.microsoft.com/office/drawing/2016/5/10/chartex" xmlns:cx5="http://schemas.microsoft.com/office/drawing/2016/5/11/chartex" xmlns:cx6="http://schemas.microsoft.com/office/drawing/2016/5/12/chartex" xmlns:cx7="http://schemas.microsoft.com/office/drawing/2016/5/13/chartex" xmlns:cx8="http://schemas.microsoft.com/office/drawing/2016/5/14/chartex" xmlns:mc="http://schemas.openxmlformats.org/markup-compatibility/2006" xmlns:aink="http://schemas.microsoft.com/office/drawing/2016/ink" xmlns:am3d="http://schemas.microsoft.com/office/drawing/2017/model3d" xmlns:o="urn:schemas-microsoft-com:office:office" xmlns:oel="http://schemas.microsoft.com/office/2019/extlst" xmlns:r="http://schemas.openxmlformats.org/officeDocument/2006/relationships" xmlns:m="http://schemas.openxmlformats.org/officeDocument/2006/math" xmlns:v="urn:schemas-microsoft-com:vml" xmlns:wp14="http://schemas.microsoft.com/office/word/2010/wordprocessingDrawing" xmlns:wp="http://schemas.openxmlformats.org/drawingml/2006/wordprocessingDrawing" xmlns:w10="urn:schemas-microsoft-com:office:word" xmlns:w="http://schemas.openxmlformats.org/wordprocessingml/2006/main" xmlns:w14="http://schemas.microsoft.com/office/word/2010/wordml" xmlns:w15="http://schemas.microsoft.com/office/word/2012/wordml" xmlns:w16cex="http://schemas.microsoft.com/office/word/2018/wordml/cex" xmlns:w16cid="http://schemas.microsoft.com/office/word/2016/wordml/cid" xmlns:w16="http://schemas.microsoft.com/office/word/2018/wordml" xmlns:w16du="http://schemas.microsoft.com/office/word/2023/wordml/word16du" xmlns:w16sdtdh="http://schemas.microsoft.com/office/word/2020/wordml/sdtdatahash" xmlns:w16sdtfl="http://schemas.microsoft.com/office/word/2024/wordml/sdtformatlock" xmlns:w16se="http://schemas.microsoft.com/office/word/2015/wordml/symex" xmlns:wpg="http://schemas.microsoft.com/office/word/2010/wordprocessingGroup" xmlns:wpi="http://schemas.microsoft.com/office/word/2010/wordprocessingInk" xmlns:wne="http://schemas.microsoft.com/office/word/2006/wordml" xmlns:wps="http://schemas.microsoft.com/office/word/2010/wordprocessingShape" mc:Ignorable="w14 w15 w16se w16cid w16 w16cex w16sdtdh w16sdtfl w16du wp14"/>
 </file>
 
 <file path=word/styles.xml><?xml version="1.0" encoding="utf-8"?>
@@ -2037,6 +854,7 @@
   <w:style w:type="character" w:default="1" w:styleId="Carpredefinitoparagrafo">
     <w:name w:val="Default Paragraph Font"/>
     <w:uiPriority w:val="1"/>
+    <w:semiHidden/>
     <w:unhideWhenUsed/>
   </w:style>
   <w:style w:type="table" w:default="1" w:styleId="Tabellanormale">
@@ -2648,6 +1466,26 @@
 </file>
 
 <file path=customXml/item1.xml><?xml version="1.0" encoding="utf-8"?>
+<?mso-contentType ?>
+<FormTemplates xmlns="http://schemas.microsoft.com/sharepoint/v3/contenttype/forms">
+  <Display>DocumentLibraryForm</Display>
+  <Edit>DocumentLibraryForm</Edit>
+  <New>DocumentLibraryForm</New>
+</FormTemplates>
+</file>
+
+<file path=customXml/item2.xml><?xml version="1.0" encoding="utf-8"?>
+<p:properties xmlns:p="http://schemas.microsoft.com/office/2006/metadata/properties" xmlns:xsi="http://www.w3.org/2001/XMLSchema-instance" xmlns:pc="http://schemas.microsoft.com/office/infopath/2007/PartnerControls">
+  <documentManagement>
+    <TaxCatchAll xmlns="6c014026-a0ef-45dc-9ca9-ac355db24e99" xsi:nil="true"/>
+    <lcf76f155ced4ddcb4097134ff3c332f xmlns="77a3f60d-3740-4b8f-aea2-18b203205ead">
+      <Terms xmlns="http://schemas.microsoft.com/office/infopath/2007/PartnerControls"/>
+    </lcf76f155ced4ddcb4097134ff3c332f>
+  </documentManagement>
+</p:properties>
+</file>
+
+<file path=customXml/item3.xml><?xml version="1.0" encoding="utf-8"?>
 <ct:contentTypeSchema xmlns:ct="http://schemas.microsoft.com/office/2006/metadata/contentType" xmlns:ma="http://schemas.microsoft.com/office/2006/metadata/properties/metaAttributes" ct:_="" ma:_="" ma:contentTypeName="Documento" ma:contentTypeID="0x01010049B2E99503D3AD4DA2231F0D240043DD" ma:contentTypeVersion="19" ma:contentTypeDescription="Creare un nuovo documento." ma:contentTypeScope="" ma:versionID="5d22b860b2d7b05646517e191754a185">
   <xsd:schema xmlns:xsd="http://www.w3.org/2001/XMLSchema" xmlns:xs="http://www.w3.org/2001/XMLSchema" xmlns:p="http://schemas.microsoft.com/office/2006/metadata/properties" xmlns:ns2="77a3f60d-3740-4b8f-aea2-18b203205ead" xmlns:ns3="6c014026-a0ef-45dc-9ca9-ac355db24e99" targetNamespace="http://schemas.microsoft.com/office/2006/metadata/properties" ma:root="true" ma:fieldsID="c3ef981538194d0481c402a9a66d521d" ns2:_="" ns3:_="">
     <xsd:import namespace="77a3f60d-3740-4b8f-aea2-18b203205ead"/>
@@ -2908,27 +1746,26 @@
 </ct:contentTypeSchema>
 </file>
 
-<file path=customXml/item2.xml><?xml version="1.0" encoding="utf-8"?>
-<p:properties xmlns:p="http://schemas.microsoft.com/office/2006/metadata/properties" xmlns:xsi="http://www.w3.org/2001/XMLSchema-instance" xmlns:pc="http://schemas.microsoft.com/office/infopath/2007/PartnerControls">
-  <documentManagement>
-    <TaxCatchAll xmlns="6c014026-a0ef-45dc-9ca9-ac355db24e99" xsi:nil="true"/>
-    <lcf76f155ced4ddcb4097134ff3c332f xmlns="77a3f60d-3740-4b8f-aea2-18b203205ead">
-      <Terms xmlns="http://schemas.microsoft.com/office/infopath/2007/PartnerControls"/>
-    </lcf76f155ced4ddcb4097134ff3c332f>
-  </documentManagement>
-</p:properties>
+<file path=customXml/itemProps1.xml><?xml version="1.0" encoding="utf-8"?>
+<ds:datastoreItem xmlns:ds="http://schemas.openxmlformats.org/officeDocument/2006/customXml" ds:itemID="{4529ACF3-AA29-46D5-B5B5-FAF6221EF969}">
+  <ds:schemaRefs>
+    <ds:schemaRef ds:uri="http://schemas.microsoft.com/sharepoint/v3/contenttype/forms"/>
+  </ds:schemaRefs>
+</ds:datastoreItem>
 </file>
 
-<file path=customXml/item3.xml><?xml version="1.0" encoding="utf-8"?>
-<?mso-contentType ?>
-<FormTemplates xmlns="http://schemas.microsoft.com/sharepoint/v3/contenttype/forms">
-  <Display>DocumentLibraryForm</Display>
-  <Edit>DocumentLibraryForm</Edit>
-  <New>DocumentLibraryForm</New>
-</FormTemplates>
+<file path=customXml/itemProps2.xml><?xml version="1.0" encoding="utf-8"?>
+<ds:datastoreItem xmlns:ds="http://schemas.openxmlformats.org/officeDocument/2006/customXml" ds:itemID="{9818FDC2-5891-442C-9DDB-083DEA894E1C}">
+  <ds:schemaRefs>
+    <ds:schemaRef ds:uri="http://schemas.microsoft.com/office/2006/metadata/properties"/>
+    <ds:schemaRef ds:uri="http://schemas.microsoft.com/office/infopath/2007/PartnerControls"/>
+    <ds:schemaRef ds:uri="6c014026-a0ef-45dc-9ca9-ac355db24e99"/>
+    <ds:schemaRef ds:uri="77a3f60d-3740-4b8f-aea2-18b203205ead"/>
+  </ds:schemaRefs>
+</ds:datastoreItem>
 </file>
 
-<file path=customXml/itemProps1.xml><?xml version="1.0" encoding="utf-8"?>
+<file path=customXml/itemProps3.xml><?xml version="1.0" encoding="utf-8"?>
 <ds:datastoreItem xmlns:ds="http://schemas.openxmlformats.org/officeDocument/2006/customXml" ds:itemID="{CD52C209-547B-425B-B1EA-3209E391DC1F}">
   <ds:schemaRefs>
     <ds:schemaRef ds:uri="http://schemas.microsoft.com/office/2006/metadata/contentType"/>
@@ -2945,23 +1782,4 @@
     <ds:schemaRef ds:uri="http://schemas.microsoft.com/internal/obd"/>
   </ds:schemaRefs>
 </ds:datastoreItem>
-</file>
-
-<file path=customXml/itemProps2.xml><?xml version="1.0" encoding="utf-8"?>
-<ds:datastoreItem xmlns:ds="http://schemas.openxmlformats.org/officeDocument/2006/customXml" ds:itemID="{9818FDC2-5891-442C-9DDB-083DEA894E1C}">
-  <ds:schemaRefs>
-    <ds:schemaRef ds:uri="http://schemas.microsoft.com/office/2006/metadata/properties"/>
-    <ds:schemaRef ds:uri="http://schemas.microsoft.com/office/infopath/2007/PartnerControls"/>
-    <ds:schemaRef ds:uri="6c014026-a0ef-45dc-9ca9-ac355db24e99"/>
-    <ds:schemaRef ds:uri="77a3f60d-3740-4b8f-aea2-18b203205ead"/>
-  </ds:schemaRefs>
-</ds:datastoreItem>
-</file>
-
-<file path=customXml/itemProps3.xml><?xml version="1.0" encoding="utf-8"?>
-<ds:datastoreItem xmlns:ds="http://schemas.openxmlformats.org/officeDocument/2006/customXml" ds:itemID="{4529ACF3-AA29-46D5-B5B5-FAF6221EF969}">
-  <ds:schemaRefs>
-    <ds:schemaRef ds:uri="http://schemas.microsoft.com/sharepoint/v3/contenttype/forms"/>
-  </ds:schemaRefs>
-</ds:datastoreItem>
 </file>